--- a/docs/plans/2026-public-projection-release-handoff/marketing-ready/PUB-2026 PDF Report Storyboard.docx
+++ b/docs/plans/2026-public-projection-release-handoff/marketing-ready/PUB-2026 PDF Report Storyboard.docx
@@ -17,7 +17,7 @@
           <w:color w:val="808080"/>
           <w:sz w:val="16"/>
         </w:rPr>
-        <w:t>Pre-publication marketing draft. Numbers are final/locked from the production run m2026r1 / cfg-20260611-production-lock (commit 12fa6f9, 2026-06-13); this document is DRAFT only because public layout and release are pending, not because the data is provisional. Generated by scripts/exports/build_marketing_docx.py — do not hand-edit; rerun the generator instead.</w:t>
+        <w:t>Pre-publication marketing draft. Numbers are final/locked from the production run m2026r1 / cfg-20260611-production-lock — ADR-068 corrected full-horizon run (2026-06-15 + 2026-06-16 survival-horizon amendment; config sha256(16) a6e0bfbc2d70be85); this document is DRAFT only because public layout and release are pending, not because the data is provisional. Generated by scripts/exports/build_marketing_docx.py — do not hand-edit; rerun the generator instead.</w:t>
       </w:r>
     </w:p>
     <w:p/>

--- a/docs/plans/2026-public-projection-release-handoff/marketing-ready/PUB-2026 PDF Report Storyboard.docx
+++ b/docs/plans/2026-public-projection-release-handoff/marketing-ready/PUB-2026 PDF Report Storyboard.docx
@@ -66,7 +66,7 @@
     </w:p>
     <w:p>
       <w:r>
-        <w:t>The report should answer five reader questions:</w:t>
+        <w:t>The report should answer six reader questions:</w:t>
       </w:r>
     </w:p>
     <w:p>
@@ -75,6 +75,14 @@
       </w:pPr>
       <w:r>
         <w:t>What do the 2026 baseline projections say about North Dakota's statewide population?</w:t>
+      </w:r>
+    </w:p>
+    <w:p>
+      <w:pPr>
+        <w:pStyle w:val="ListBullet"/>
+      </w:pPr>
+      <w:r>
+        <w:t>How do these projections compare with the 2024 edition, and why did the numbers change?</w:t>
       </w:r>
     </w:p>
     <w:p>
@@ -201,7 +209,7 @@
           </w:tcPr>
           <w:p>
             <w:r>
-              <w:t>This is the official public projection report for 2025-2055.</w:t>
+              <w:t>This is the next edition of the State Data Center's projection series.</w:t>
             </w:r>
           </w:p>
         </w:tc>
@@ -211,7 +219,7 @@
           </w:tcPr>
           <w:p>
             <w:r>
-              <w:t>Cover, horizon, agency attribution, North Dakota map or clean population graphic.</w:t>
+              <w:t>Cover following the series title convention ("2026 North Dakota State Data Center Population Projections — Of the State, Regions, and Counties"), horizon line, preparation date, agency attribution, North Dakota map or clean population graphic.</w:t>
             </w:r>
           </w:p>
         </w:tc>
@@ -361,7 +369,7 @@
           </w:tcPr>
           <w:p>
             <w:r>
-              <w:t>Key years make the public baseline easier to compare.</w:t>
+              <w:t>Key years make the public baseline easier to compare — including against the 2024 edition.</w:t>
             </w:r>
           </w:p>
         </w:tc>
@@ -371,7 +379,7 @@
           </w:tcPr>
           <w:p>
             <w:r>
-              <w:t>Baseline table for 2025, 2030, 2035, 2040, 2045, 2050, and 2055.</w:t>
+              <w:t>Baseline table for 2025, 2030, 2035, 2040, 2045, 2050, and 2055, paired with the "How these projections compare with the 2024 edition" box (three-row 2030/2040/2050 comparison table plus the short explanation of what changed).</w:t>
             </w:r>
           </w:p>
         </w:tc>
@@ -384,6 +392,38 @@
           <w:p>
             <w:r>
               <w:t>7</w:t>
+            </w:r>
+          </w:p>
+        </w:tc>
+        <w:tc>
+          <w:tcPr>
+            <w:tcW w:type="dxa" w:w="2880"/>
+          </w:tcPr>
+          <w:p>
+            <w:r>
+              <w:t>The dip and the growth have different engines.</w:t>
+            </w:r>
+          </w:p>
+        </w:tc>
+        <w:tc>
+          <w:tcPr>
+            <w:tcW w:type="dxa" w:w="2880"/>
+          </w:tcPr>
+          <w:p>
+            <w:r>
+              <w:t>Components-of-change exhibit: natural increase vs. net migration by five-year period, with the plain-language reading (early dip = front-loaded migration assumption; long run = steady natural increase).</w:t>
+            </w:r>
+          </w:p>
+        </w:tc>
+      </w:tr>
+      <w:tr>
+        <w:tc>
+          <w:tcPr>
+            <w:tcW w:type="dxa" w:w="2880"/>
+          </w:tcPr>
+          <w:p>
+            <w:r>
+              <w:t>8</w:t>
             </w:r>
           </w:p>
         </w:tc>
@@ -415,7 +455,7 @@
           </w:tcPr>
           <w:p>
             <w:r>
-              <w:t>8</w:t>
+              <w:t>9</w:t>
             </w:r>
           </w:p>
         </w:tc>
@@ -447,7 +487,7 @@
           </w:tcPr>
           <w:p>
             <w:r>
-              <w:t>9</w:t>
+              <w:t>10</w:t>
             </w:r>
           </w:p>
         </w:tc>
@@ -479,7 +519,7 @@
           </w:tcPr>
           <w:p>
             <w:r>
-              <w:t>10</w:t>
+              <w:t>11</w:t>
             </w:r>
           </w:p>
         </w:tc>
@@ -511,7 +551,7 @@
           </w:tcPr>
           <w:p>
             <w:r>
-              <w:t>11</w:t>
+              <w:t>12</w:t>
             </w:r>
           </w:p>
         </w:tc>
@@ -531,7 +571,7 @@
           </w:tcPr>
           <w:p>
             <w:r>
-              <w:t>Plain-language cohort-component method box covering base data, fertility, mortality, migration, and the baseline construction.</w:t>
+              <w:t>Plain-language cohort-component method box covering base data, fertility, mortality, migration, and the baseline construction; pointer to the standalone companion explainer ("How These Projections Work") as the methods appendix / linked companion.</w:t>
             </w:r>
           </w:p>
         </w:tc>
@@ -543,7 +583,7 @@
           </w:tcPr>
           <w:p>
             <w:r>
-              <w:t>12</w:t>
+              <w:t>13</w:t>
             </w:r>
           </w:p>
         </w:tc>
@@ -575,7 +615,7 @@
           </w:tcPr>
           <w:p>
             <w:r>
-              <w:t>13-16</w:t>
+              <w:t>14-16</w:t>
             </w:r>
           </w:p>
         </w:tc>
@@ -624,6 +664,28 @@
       </w:pPr>
       <w:r>
         <w:t>Baseline key-year table for 2025, 2030, 2035, 2040, 2045, 2050, and 2055.</w:t>
+      </w:r>
+    </w:p>
+    <w:p>
+      <w:pPr>
+        <w:pStyle w:val="ListBullet"/>
+      </w:pPr>
+      <w:r>
+        <w:t>2024-edition comparison table (2030/2040/2050, both editions).</w:t>
+      </w:r>
+    </w:p>
+    <w:p>
+      <w:pPr>
+        <w:pStyle w:val="ListBullet"/>
+      </w:pPr>
+      <w:r>
+        <w:t>Components-of-change chart: natural increase vs. net migration by five-year period, 2026-2055</w:t>
+      </w:r>
+      <w:r>
+        <w:t xml:space="preserve"> </w:t>
+      </w:r>
+      <w:r>
+        <w:t>(label deaths as household-population deaths; group quarters held constant).</w:t>
       </w:r>
     </w:p>
     <w:p>
@@ -713,7 +775,47 @@
         <w:t xml:space="preserve"> </w:t>
       </w:r>
       <w:r>
-        <w:t>regional section, demographic section, county appendix, and contact page.</w:t>
+        <w:t>components-of-change exhibit, regional section, demographic section, county</w:t>
+      </w:r>
+      <w:r>
+        <w:t xml:space="preserve"> </w:t>
+      </w:r>
+      <w:r>
+        <w:t>appendix, and contact page.</w:t>
+      </w:r>
+    </w:p>
+    <w:p>
+      <w:pPr>
+        <w:pStyle w:val="ListBullet"/>
+      </w:pPr>
+      <w:r>
+        <w:t>The series title convention (vintage year + "North Dakota State Data Center</w:t>
+      </w:r>
+      <w:r>
+        <w:t xml:space="preserve"> </w:t>
+      </w:r>
+      <w:r>
+        <w:t>Population Projections" + geographic-scope subtitle + preparation date).</w:t>
+      </w:r>
+    </w:p>
+    <w:p>
+      <w:pPr>
+        <w:pStyle w:val="ListBullet"/>
+      </w:pPr>
+      <w:r>
+        <w:t>The precedent of discussing prior projection vintages in public (the 2024</w:t>
+      </w:r>
+      <w:r>
+        <w:t xml:space="preserve"> </w:t>
+      </w:r>
+      <w:r>
+        <w:t>Note of Caution benchmarked the 2018 SDC projections and the 2005 Census</w:t>
+      </w:r>
+      <w:r>
+        <w:t xml:space="preserve"> </w:t>
+      </w:r>
+      <w:r>
+        <w:t>Bureau projections).</w:t>
       </w:r>
     </w:p>
     <w:p>
@@ -772,7 +874,41 @@
         <w:pStyle w:val="ListBullet"/>
       </w:pPr>
       <w:r>
+        <w:t>Add the "How these projections compare with the 2024 edition" box (the 2050</w:t>
+      </w:r>
+      <w:r>
+        <w:t xml:space="preserve"> </w:t>
+      </w:r>
+      <w:r>
+        <w:t>headline moved down ~74,000; Ward's path reversed — readers of the 2024</w:t>
+      </w:r>
+      <w:r>
+        <w:t xml:space="preserve"> </w:t>
+      </w:r>
+      <w:r>
+        <w:t>edition get the bridge, not a silent revision).</w:t>
+      </w:r>
+    </w:p>
+    <w:p>
+      <w:pPr>
+        <w:pStyle w:val="ListBullet"/>
+      </w:pPr>
+      <w:r>
         <w:t>Add clear public download language for one Excel workbook and one CSV.</w:t>
+      </w:r>
+    </w:p>
+    <w:p>
+      <w:pPr>
+        <w:pStyle w:val="ListBullet"/>
+      </w:pPr>
+      <w:r>
+        <w:t>Add the standalone plain-language methods companion ("How These Projections</w:t>
+      </w:r>
+      <w:r>
+        <w:t xml:space="preserve"> </w:t>
+      </w:r>
+      <w:r>
+        <w:t>Work") as a linked companion or bound-in appendix.</w:t>
       </w:r>
     </w:p>
     <w:p>
